--- a/教案生成器/lesson-plan-docx-generator/docs/evidence/issue-73-synthetic-course/artifacts/教案12_项目二：树与图关系处理_实现二叉搜索树并测试查找插入删除.docx
+++ b/教案生成器/lesson-plan-docx-generator/docs/evidence/issue-73-synthetic-course/artifacts/教案12_项目二：树与图关系处理_实现二叉搜索树并测试查找插入删除.docx
@@ -877,7 +877,25 @@
                 <w:sz w:val="24"/>
                 <w:szCs w:val="24"/>
               </w:rPr>
-              <w:t>4. 依次删15、25、45，预期中序分别 [25,30,35,45,55,65,75]、[30,35,45,55,65,75]、[30,35,55,65,75]；不存在99不改结构。</w:t>
+              <w:t>4. 依次删15、25、45，节点数应分别降为7、6、5；中序分别为[25,30,35,45,55,65,75]、[30,35,45,55,65,75]、[30,35,55,65,75]；不存在99不改结构和size。</w:t>
+            </w:r>
+          </w:p>
+          <w:p>
+            <w:pPr>
+              <w:jc w:val="left"/>
+              <w:rPr>
+                <w:rFonts w:ascii="仿宋" w:eastAsia="仿宋" w:hAnsi="仿宋"/>
+                <w:sz w:val="24"/>
+                <w:szCs w:val="24"/>
+              </w:rPr>
+            </w:pPr>
+            <w:r>
+              <w:rPr>
+                <w:rFonts w:ascii="仿宋" w:eastAsia="仿宋" w:hAnsi="仿宋" w:hint="eastAsia"/>
+                <w:sz w:val="24"/>
+                <w:szCs w:val="24"/>
+              </w:rPr>
+              <w:t>5. 删除不存在的99后，中序与size均不变；双孩子删除还要验证右子树最小后继带右孩子时，未丢失的节点能够重新接回。</w:t>
             </w:r>
           </w:p>
         </w:tc>
@@ -1805,6 +1823,26 @@
                 <w:szCs w:val="24"/>
               </w:rPr>
               <w:t>4. BST教材目录</w:t>
+            </w:r>
+          </w:p>
+          <w:p>
+            <w:pPr>
+              <w:snapToGrid w:val="0"/>
+              <w:ind w:left="240" w:hangingChars="100" w:hanging="240"/>
+              <w:jc w:val="left"/>
+              <w:rPr>
+                <w:rFonts w:ascii="仿宋" w:eastAsia="仿宋" w:hAnsi="仿宋"/>
+                <w:sz w:val="24"/>
+                <w:szCs w:val="24"/>
+              </w:rPr>
+            </w:pPr>
+            <w:r>
+              <w:rPr>
+                <w:rFonts w:ascii="仿宋" w:eastAsia="仿宋" w:hAnsi="仿宋" w:hint="eastAsia"/>
+                <w:sz w:val="24"/>
+                <w:szCs w:val="24"/>
+              </w:rPr>
+              <w:t>5. 运行起点：practice-starters/L12BSTLab.java（Java SE 17）</w:t>
             </w:r>
           </w:p>
         </w:tc>
@@ -4759,7 +4797,7 @@
                 <w:sz w:val="24"/>
                 <w:szCs w:val="24"/>
               </w:rPr>
-              <w:t>围绕“实现二叉搜索树并测试查找/插入/删除”完成复习 invariant 和八键图，准备工程。，留下可核对的学习证据。</w:t>
+              <w:t>诊断BST全子树有序与重复键约定。</w:t>
             </w:r>
             <w:bookmarkEnd w:id="27"/>
           </w:p>
@@ -5006,7 +5044,7 @@
                 <w:sz w:val="24"/>
                 <w:szCs w:val="24"/>
               </w:rPr>
-              <w:t>围绕“实现二叉搜索树并测试查找/插入/删除”完成用编码维护情境引出操作。，留下可核对的学习证据。</w:t>
+              <w:t>由编码目录查找、维护和删除任务建立接口。</w:t>
             </w:r>
             <w:bookmarkEnd w:id="32"/>
           </w:p>
@@ -5124,9 +5162,28 @@
                 <w:sz w:val="24"/>
                 <w:szCs w:val="24"/>
               </w:rPr>
-              <w:t>1. 演示find30和后继55替换45。</w:t>
+              <w:t>1. 打开practice-starters/L12BSTLab.java，读取八键树和find/insert/delete接口。</w:t>
             </w:r>
             <w:bookmarkEnd w:id="34"/>
+          </w:p>
+          <w:p>
+            <w:pPr>
+              <w:ind w:left="250" w:hangingChars="104" w:hanging="250"/>
+              <w:jc w:val="left"/>
+              <w:rPr>
+                <w:rFonts w:ascii="仿宋" w:eastAsia="仿宋" w:hAnsi="仿宋"/>
+                <w:sz w:val="24"/>
+                <w:szCs w:val="24"/>
+              </w:rPr>
+            </w:pPr>
+            <w:r>
+              <w:rPr>
+                <w:rFonts w:ascii="仿宋" w:eastAsia="仿宋" w:hAnsi="仿宋" w:hint="eastAsia"/>
+                <w:sz w:val="24"/>
+                <w:szCs w:val="24"/>
+              </w:rPr>
+              <w:t>2. 演示find(30)路径45→25→35→30，以及双孩子45以右子树最小后继55替换并删除原后继。</w:t>
+            </w:r>
           </w:p>
         </w:tc>
         <w:tc>
@@ -5232,7 +5289,7 @@
                 <w:sz w:val="24"/>
                 <w:szCs w:val="24"/>
               </w:rPr>
-              <w:t>围绕“实现二叉搜索树并测试查找/插入/删除”完成演示find30和后继55替换45。，留下可核对的学习证据。</w:t>
+              <w:t>演示30查找路径与双孩子删除的右子树最小后继。</w:t>
             </w:r>
             <w:bookmarkEnd w:id="37"/>
           </w:p>
@@ -5350,9 +5407,28 @@
                 <w:sz w:val="24"/>
                 <w:szCs w:val="24"/>
               </w:rPr>
-              <w:t>1. 实现并跑查找/插入/删除用例。</w:t>
+              <w:t>1. 25分钟分配：2分钟读接口，5分钟实现find/insert及重复键不增size，10分钟完成叶/单孩子/双孩子删除，5分钟跑中序和size断言，3分钟修复首错。</w:t>
             </w:r>
             <w:bookmarkEnd w:id="39"/>
+          </w:p>
+          <w:p>
+            <w:pPr>
+              <w:ind w:left="250" w:hangingChars="104" w:hanging="250"/>
+              <w:jc w:val="left"/>
+              <w:rPr>
+                <w:rFonts w:ascii="仿宋" w:eastAsia="仿宋" w:hAnsi="仿宋"/>
+                <w:sz w:val="24"/>
+                <w:szCs w:val="24"/>
+              </w:rPr>
+            </w:pPr>
+            <w:r>
+              <w:rPr>
+                <w:rFonts w:ascii="仿宋" w:eastAsia="仿宋" w:hAnsi="仿宋" w:hint="eastAsia"/>
+                <w:sz w:val="24"/>
+                <w:szCs w:val="24"/>
+              </w:rPr>
+              <w:t>2. 执行`javac L12BSTLab.java &amp;&amp; java L12BSTLab`；依次删除15、25、45后size必须为7、6、5，中序分别为[25,30,35,45,55,65,75]、[30,35,45,55,65,75]、[30,35,55,65,75]。</w:t>
+            </w:r>
           </w:p>
         </w:tc>
         <w:tc>
@@ -5422,7 +5498,7 @@
                 <w:sz w:val="24"/>
                 <w:szCs w:val="24"/>
               </w:rPr>
-              <w:t>1. 保存状态、size和中序。</w:t>
+              <w:t>1. 每次操作保存返回状态、size和中序；15/25/45删除后size应为7/6/5，缺失键99删除须返回NOT_FOUND，删除前后逐项比较中序与size，确认树结构未变。</w:t>
             </w:r>
             <w:bookmarkEnd w:id="41"/>
           </w:p>
@@ -5458,7 +5534,7 @@
                 <w:sz w:val="24"/>
                 <w:szCs w:val="24"/>
               </w:rPr>
-              <w:t>围绕“实现二叉搜索树并测试查找/插入/删除”完成实现并跑查找/插入/删除用例。，留下可核对的学习证据。</w:t>
+              <w:t>实现查找/插入/删除并用中序和size双重验证。</w:t>
             </w:r>
             <w:bookmarkEnd w:id="42"/>
           </w:p>
@@ -5582,7 +5658,7 @@
                 <w:sz w:val="24"/>
                 <w:szCs w:val="24"/>
               </w:rPr>
-              <w:t>1. 换另一个双孩子节点验证后继选择。</w:t>
+              <w:t>1. 构造测试树[20,10,30,25,27,40]后删除20；右子树最小后继25带右孩子27，预期中序[10,25,27,30,40]，检查后继右子树接回且无节点丢失。</w:t>
             </w:r>
             <w:bookmarkEnd w:id="44"/>
           </w:p>
@@ -5654,7 +5730,7 @@
                 <w:sz w:val="24"/>
                 <w:szCs w:val="24"/>
               </w:rPr>
-              <w:t>1. 追加变式并运行。</w:t>
+              <w:t>1. 保留主用例回归，记录变式删除前后的节点数和中序结果。</w:t>
             </w:r>
             <w:bookmarkEnd w:id="46"/>
           </w:p>
@@ -5690,7 +5766,7 @@
                 <w:sz w:val="24"/>
                 <w:szCs w:val="24"/>
               </w:rPr>
-              <w:t>围绕“实现二叉搜索树并测试查找/插入/删除”完成换另一个双孩子节点验证后继选择。，留下可核对的学习证据。</w:t>
+              <w:t>换节点复核后继选择不会破坏全局次序。</w:t>
             </w:r>
             <w:bookmarkEnd w:id="47"/>
           </w:p>
@@ -5924,7 +6000,7 @@
                 <w:sz w:val="24"/>
                 <w:szCs w:val="24"/>
               </w:rPr>
-              <w:t>围绕“实现二叉搜索树并测试查找/插入/删除”完成交代码、方法契约、测试日志。，留下可核对的学习证据。</w:t>
+              <w:t>交付含方法契约、固定输入和逐步测试日志的模块。</w:t>
             </w:r>
             <w:bookmarkEnd w:id="52"/>
           </w:p>
@@ -6145,7 +6221,7 @@
                 <w:sz w:val="24"/>
                 <w:szCs w:val="24"/>
               </w:rPr>
-              <w:t>围绕“实现二叉搜索树并测试查找/插入/删除”完成同伴手工复算15/25/45删除。，留下可核对的学习证据。</w:t>
+              <w:t>同伴手工复算15/25/45三类删除。</w:t>
             </w:r>
             <w:bookmarkEnd w:id="57"/>
           </w:p>
@@ -6371,7 +6447,7 @@
                 <w:sz w:val="24"/>
                 <w:szCs w:val="24"/>
               </w:rPr>
-              <w:t>围绕“实现二叉搜索树并测试查找/插入/删除”完成归纳路径共享和三删除分支。，留下可核对的学习证据。</w:t>
+              <w:t>归纳叶、单孩子、双孩子和缺失键分支。</w:t>
             </w:r>
             <w:bookmarkEnd w:id="62"/>
           </w:p>
@@ -6621,7 +6697,7 @@
                 <w:sz w:val="24"/>
                 <w:szCs w:val="24"/>
               </w:rPr>
-              <w:t>围绕“实现二叉搜索树并测试查找/插入/删除”完成加测删根65与空树操作。，留下可核对的学习证据。</w:t>
+              <w:t>对空树、删根和缺失删除追加边界测试。</w:t>
             </w:r>
             <w:bookmarkEnd w:id="67"/>
           </w:p>
